--- a/Documents/БИВТ-24-5_Рочев_ЕВ_21_Район.docx
+++ b/Documents/БИВТ-24-5_Рочев_ЕВ_21_Район.docx
@@ -268,7 +268,7 @@
               </wp:anchor>
             </w:drawing>
           </mc:Choice>
-          <mc:Fallback xmlns:w16sdtfl="http://schemas.microsoft.com/office/word/2024/wordml/sdtformatlock" xmlns:w16sdtdh="http://schemas.microsoft.com/office/word/2020/wordml/sdtdatahash" xmlns:w16du="http://schemas.microsoft.com/office/word/2023/wordml/word16du" xmlns:oel="http://schemas.microsoft.com/office/2019/extlst">
+          <mc:Fallback xmlns:oel="http://schemas.microsoft.com/office/2019/extlst" xmlns:w16du="http://schemas.microsoft.com/office/word/2023/wordml/word16du" xmlns:w16sdtdh="http://schemas.microsoft.com/office/word/2020/wordml/sdtdatahash" xmlns:w16sdtfl="http://schemas.microsoft.com/office/word/2024/wordml/sdtformatlock">
             <w:pict>
               <v:shape w14:anchorId="4FACF49F" id="Graphic 1" o:spid="_x0000_s1026" style="position:absolute;margin-left:0;margin-top:-18.8pt;width:510.3pt;height:754.9pt;z-index:-251657216;visibility:visible;mso-wrap-style:square;mso-width-percent:0;mso-height-percent:0;mso-wrap-distance-left:0;mso-wrap-distance-top:0;mso-wrap-distance-right:0;mso-wrap-distance-bottom:0;mso-position-horizontal:center;mso-position-horizontal-relative:margin;mso-position-vertical:absolute;mso-position-vertical-relative:margin;mso-width-percent:0;mso-height-percent:0;mso-width-relative:margin;mso-height-relative:margin;v-text-anchor:top" coordsize="6387465,9443085" o:gfxdata="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" path="m6332220,82308r-27432,l6304788,9360408r-6222492,l82296,82308r-27432,l54864,9360408r,27432l82296,9387840r6222492,l6332220,9387840r,-27432l6332220,82308xem6332220,54864r-27432,l82296,54864r-27432,l54864,82296r27432,l6304788,82296r27432,l6332220,54864xem6387084,9415272r-13,-54864l6387071,82308r-27419,l6359652,9360408r,54864l6304788,9415272r-6222492,l27419,9415272r,-54864l27419,82308,,82308,,9360408r,54864l,9442704r27419,l82296,9442704r6222492,l6359652,9442704r27419,l6387084,9415272xem6387084,12l6359652,r-54864,12l82296,12r-54877,l,,,27432,,82296r27419,l27419,27432r54877,l6304788,27432r54864,l6359652,82296r27419,l6387071,27432r13,-27420xe" fillcolor="black" stroked="f">
                 <v:path arrowok="t"/>
@@ -619,7 +619,7 @@
               </wp:anchor>
             </w:drawing>
           </mc:Choice>
-          <mc:Fallback xmlns:w16sdtfl="http://schemas.microsoft.com/office/word/2024/wordml/sdtformatlock" xmlns:w16sdtdh="http://schemas.microsoft.com/office/word/2020/wordml/sdtdatahash" xmlns:w16du="http://schemas.microsoft.com/office/word/2023/wordml/word16du" xmlns:oel="http://schemas.microsoft.com/office/2019/extlst">
+          <mc:Fallback xmlns:oel="http://schemas.microsoft.com/office/2019/extlst" xmlns:w16du="http://schemas.microsoft.com/office/word/2023/wordml/word16du" xmlns:w16sdtdh="http://schemas.microsoft.com/office/word/2020/wordml/sdtdatahash" xmlns:w16sdtfl="http://schemas.microsoft.com/office/word/2024/wordml/sdtformatlock">
             <w:pict>
               <v:shape w14:anchorId="7AEEABC0" id="Graphic 2" o:spid="_x0000_s1026" style="position:absolute;margin-left:114.75pt;margin-top:8.25pt;width:423.8pt;height:.1pt;z-index:-251655168;visibility:visible;mso-wrap-style:square;mso-wrap-distance-left:0;mso-wrap-distance-top:0;mso-wrap-distance-right:0;mso-wrap-distance-bottom:0;mso-position-horizontal:absolute;mso-position-horizontal-relative:page;mso-position-vertical:absolute;mso-position-vertical-relative:text;v-text-anchor:top" coordsize="5382260,1270" o:gfxdata="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" path="m,l5382260,e" filled="f" strokeweight="1pt">
                 <v:path arrowok="t"/>
@@ -1065,12 +1065,6 @@
           <w:i/>
         </w:rPr>
       </w:pPr>
-      <w:r>
-        <w:rPr>
-          <w:i/>
-        </w:rPr>
-        <w:t xml:space="preserve"> </w:t>
-      </w:r>
       <w:bookmarkStart w:id="7" w:name="РУКОВОДИТЕЛЬ_ПРОЕКТА____Микитенко_И.И,_А"/>
       <w:bookmarkEnd w:id="7"/>
       <w:r>
@@ -1153,6 +1147,63 @@
           <w:i/>
         </w:rPr>
       </w:pPr>
+      <w:bookmarkStart w:id="9" w:name="_GoBack"/>
+      <w:bookmarkEnd w:id="9"/>
+      <w:r>
+        <w:rPr>
+          <w:noProof/>
+          <w14:ligatures w14:val="standardContextual"/>
+        </w:rPr>
+        <w:drawing>
+          <wp:anchor distT="0" distB="0" distL="114300" distR="114300" simplePos="0" relativeHeight="251672576" behindDoc="0" locked="0" layoutInCell="1" allowOverlap="1" wp14:anchorId="3B941F41" wp14:editId="320D641F">
+            <wp:simplePos x="0" y="0"/>
+            <wp:positionH relativeFrom="column">
+              <wp:posOffset>4970145</wp:posOffset>
+            </wp:positionH>
+            <wp:positionV relativeFrom="paragraph">
+              <wp:posOffset>10795</wp:posOffset>
+            </wp:positionV>
+            <wp:extent cx="723900" cy="800738"/>
+            <wp:effectExtent l="0" t="0" r="0" b="0"/>
+            <wp:wrapNone/>
+            <wp:docPr id="8" name="Рисунок 8"/>
+            <wp:cNvGraphicFramePr>
+              <a:graphicFrameLocks xmlns:a="http://schemas.openxmlformats.org/drawingml/2006/main" noChangeAspect="1"/>
+            </wp:cNvGraphicFramePr>
+            <a:graphic xmlns:a="http://schemas.openxmlformats.org/drawingml/2006/main">
+              <a:graphicData uri="http://schemas.openxmlformats.org/drawingml/2006/picture">
+                <pic:pic xmlns:pic="http://schemas.openxmlformats.org/drawingml/2006/picture">
+                  <pic:nvPicPr>
+                    <pic:cNvPr id="1" name=""/>
+                    <pic:cNvPicPr/>
+                  </pic:nvPicPr>
+                  <pic:blipFill>
+                    <a:blip r:embed="rId7" cstate="print">
+                      <a:extLst>
+                        <a:ext uri="{28A0092B-C50C-407E-A947-70E740481C1C}">
+                          <a14:useLocalDpi xmlns:a14="http://schemas.microsoft.com/office/drawing/2010/main" val="0"/>
+                        </a:ext>
+                      </a:extLst>
+                    </a:blip>
+                    <a:stretch>
+                      <a:fillRect/>
+                    </a:stretch>
+                  </pic:blipFill>
+                  <pic:spPr>
+                    <a:xfrm>
+                      <a:off x="0" y="0"/>
+                      <a:ext cx="723900" cy="800738"/>
+                    </a:xfrm>
+                    <a:prstGeom prst="rect">
+                      <a:avLst/>
+                    </a:prstGeom>
+                  </pic:spPr>
+                </pic:pic>
+              </a:graphicData>
+            </a:graphic>
+          </wp:anchor>
+        </w:drawing>
+      </w:r>
     </w:p>
     <w:p>
       <w:pPr>
@@ -1166,7 +1217,7 @@
     <w:p>
       <w:pPr>
         <w:pStyle w:val="af1"/>
-        <w:jc w:val="center"/>
+        <w:jc w:val="right"/>
         <w:rPr>
           <w:i/>
         </w:rPr>
@@ -1199,8 +1250,8 @@
         </w:tabs>
         <w:ind w:left="709"/>
       </w:pPr>
-      <w:bookmarkStart w:id="9" w:name="ОЦЕНКА__________"/>
-      <w:bookmarkEnd w:id="9"/>
+      <w:bookmarkStart w:id="10" w:name="ОЦЕНКА__________"/>
+      <w:bookmarkEnd w:id="10"/>
       <w:r>
         <w:rPr>
           <w:i/>
@@ -1316,7 +1367,7 @@
       <w:pPr>
         <w:spacing w:line="360" w:lineRule="auto"/>
         <w:sectPr>
-          <w:footerReference w:type="default" r:id="rId7"/>
+          <w:footerReference w:type="default" r:id="rId8"/>
           <w:pgSz w:w="11906" w:h="16838"/>
           <w:pgMar w:top="958" w:right="567" w:bottom="278" w:left="1701" w:header="709" w:footer="709" w:gutter="0"/>
           <w:cols w:space="720"/>
@@ -2084,12 +2135,12 @@
         <w:spacing w:before="0" w:after="0"/>
         <w:jc w:val="center"/>
       </w:pPr>
-      <w:bookmarkStart w:id="10" w:name="_Toc231802786"/>
+      <w:bookmarkStart w:id="11" w:name="_Toc231802786"/>
       <w:r>
         <w:lastRenderedPageBreak/>
         <w:t>1. Предметная область</w:t>
       </w:r>
-      <w:bookmarkEnd w:id="10"/>
+      <w:bookmarkEnd w:id="11"/>
     </w:p>
     <w:p>
       <w:pPr>
@@ -2143,8 +2194,6 @@
         <w:ind w:firstLine="709"/>
         <w:jc w:val="both"/>
       </w:pPr>
-      <w:bookmarkStart w:id="11" w:name="_GoBack"/>
-      <w:bookmarkEnd w:id="11"/>
     </w:p>
     <w:p>
       <w:pPr>
@@ -7233,7 +7282,7 @@
                     <pic:cNvPicPr/>
                   </pic:nvPicPr>
                   <pic:blipFill>
-                    <a:blip r:embed="rId8">
+                    <a:blip r:embed="rId9">
                       <a:extLst>
                         <a:ext uri="{28A0092B-C50C-407E-A947-70E740481C1C}">
                           <a14:useLocalDpi xmlns:a14="http://schemas.microsoft.com/office/drawing/2010/main" val="0"/>
@@ -12131,7 +12180,7 @@
                     </pic:cNvPicPr>
                   </pic:nvPicPr>
                   <pic:blipFill>
-                    <a:blip r:embed="rId9">
+                    <a:blip r:embed="rId10">
                       <a:extLst>
                         <a:ext uri="{28A0092B-C50C-407E-A947-70E740481C1C}">
                           <a14:useLocalDpi xmlns:a14="http://schemas.microsoft.com/office/drawing/2010/main" val="0"/>
@@ -12270,7 +12319,7 @@
                     </pic:cNvPicPr>
                   </pic:nvPicPr>
                   <pic:blipFill>
-                    <a:blip r:embed="rId10">
+                    <a:blip r:embed="rId11">
                       <a:extLst>
                         <a:ext uri="{28A0092B-C50C-407E-A947-70E740481C1C}">
                           <a14:useLocalDpi xmlns:a14="http://schemas.microsoft.com/office/drawing/2010/main" val="0"/>
@@ -12654,7 +12703,7 @@
                     <pic:cNvPicPr/>
                   </pic:nvPicPr>
                   <pic:blipFill>
-                    <a:blip r:embed="rId11" cstate="print">
+                    <a:blip r:embed="rId12" cstate="print">
                       <a:extLst>
                         <a:ext uri="{28A0092B-C50C-407E-A947-70E740481C1C}">
                           <a14:useLocalDpi xmlns:a14="http://schemas.microsoft.com/office/drawing/2010/main" val="0"/>
@@ -12760,7 +12809,7 @@
                     <pic:cNvPicPr/>
                   </pic:nvPicPr>
                   <pic:blipFill>
-                    <a:blip r:embed="rId12" cstate="print">
+                    <a:blip r:embed="rId13" cstate="print">
                       <a:extLst>
                         <a:ext uri="{28A0092B-C50C-407E-A947-70E740481C1C}">
                           <a14:useLocalDpi xmlns:a14="http://schemas.microsoft.com/office/drawing/2010/main" val="0"/>
@@ -12856,7 +12905,7 @@
                     <pic:cNvPicPr/>
                   </pic:nvPicPr>
                   <pic:blipFill>
-                    <a:blip r:embed="rId13" cstate="print">
+                    <a:blip r:embed="rId14" cstate="print">
                       <a:extLst>
                         <a:ext uri="{28A0092B-C50C-407E-A947-70E740481C1C}">
                           <a14:useLocalDpi xmlns:a14="http://schemas.microsoft.com/office/drawing/2010/main" val="0"/>
@@ -12961,7 +13010,7 @@
                     <pic:cNvPicPr/>
                   </pic:nvPicPr>
                   <pic:blipFill>
-                    <a:blip r:embed="rId14" cstate="print">
+                    <a:blip r:embed="rId15" cstate="print">
                       <a:extLst>
                         <a:ext uri="{28A0092B-C50C-407E-A947-70E740481C1C}">
                           <a14:useLocalDpi xmlns:a14="http://schemas.microsoft.com/office/drawing/2010/main" val="0"/>
@@ -13050,7 +13099,7 @@
                     <pic:cNvPicPr/>
                   </pic:nvPicPr>
                   <pic:blipFill>
-                    <a:blip r:embed="rId15" cstate="print">
+                    <a:blip r:embed="rId16" cstate="print">
                       <a:extLst>
                         <a:ext uri="{28A0092B-C50C-407E-A947-70E740481C1C}">
                           <a14:useLocalDpi xmlns:a14="http://schemas.microsoft.com/office/drawing/2010/main" val="0"/>
@@ -13124,7 +13173,7 @@
                     <pic:cNvPicPr/>
                   </pic:nvPicPr>
                   <pic:blipFill>
-                    <a:blip r:embed="rId16">
+                    <a:blip r:embed="rId17">
                       <a:extLst>
                         <a:ext uri="{28A0092B-C50C-407E-A947-70E740481C1C}">
                           <a14:useLocalDpi xmlns:a14="http://schemas.microsoft.com/office/drawing/2010/main" val="0"/>
@@ -13206,7 +13255,7 @@
                     <pic:cNvPicPr/>
                   </pic:nvPicPr>
                   <pic:blipFill>
-                    <a:blip r:embed="rId17">
+                    <a:blip r:embed="rId18">
                       <a:extLst>
                         <a:ext uri="{28A0092B-C50C-407E-A947-70E740481C1C}">
                           <a14:useLocalDpi xmlns:a14="http://schemas.microsoft.com/office/drawing/2010/main" val="0"/>
@@ -13828,7 +13877,7 @@
       </w:r>
     </w:p>
     <w:sectPr>
-      <w:headerReference w:type="default" r:id="rId18"/>
+      <w:headerReference w:type="default" r:id="rId19"/>
       <w:pgSz w:w="11906" w:h="16838"/>
       <w:pgMar w:top="1134" w:right="850" w:bottom="1134" w:left="1701" w:header="709" w:footer="709" w:gutter="0"/>
       <w:cols w:space="720"/>
